--- a/materialien/Akte1_Fundbuero/5_Loesungen/DD_A1_AB1_Der_erste_Auftrag_LSG.docx
+++ b/materialien/Akte1_Fundbuero/5_Loesungen/DD_A1_AB1_Der_erste_Auftrag_LSG.docx
@@ -3311,7 +3311,7 @@
               <w:pStyle w:val="DDTabellentext"/>
             </w:pPr>
             <w:r>
-              <w:t xml:space="preserve">Beschrifte im Fundbuch-Ausschnitt aus Beweisstück 1 je ein Beispiel für </w:t>
+              <w:t xml:space="preserve">Gib im Fundbuch-Ausschnitt aus Beweisstück 1 je ein Beispiel für </w:t>
             </w:r>
             <w:r>
               <w:rPr>
@@ -3347,7 +3347,7 @@
               <w:t>Attributwert</w:t>
             </w:r>
             <w:r>
-              <w:t xml:space="preserve"> (Pfeile) und trage es in die Tabelle ein.</w:t>
+              <w:t xml:space="preserve"> an (Pfeile) und trage es in die Tabelle ein.</w:t>
             </w:r>
           </w:p>
           <w:tbl>
@@ -3584,7 +3584,7 @@
               <w:pStyle w:val="DDTabellentext"/>
             </w:pPr>
             <w:r>
-              <w:t xml:space="preserve">Entscheide begründet, ob </w:t>
+              <w:t xml:space="preserve">Beurteile, ob </w:t>
             </w:r>
             <w:r>
               <w:rPr>
@@ -3611,7 +3611,7 @@
               <w:t>Funddatum</w:t>
             </w:r>
             <w:r>
-              <w:t xml:space="preserve"> Primärschlüssel der Tabelle Fundsache sein kann. Prüfe alle drei Kriterien aus Beweisstück 2.</w:t>
+              <w:t xml:space="preserve"> Primärschlüssel der Tabelle Fundsache sein kann. Gehe dabei auf alle drei Kriterien aus Beweisstück 2 ein.</w:t>
             </w:r>
           </w:p>
           <w:tbl>
@@ -3869,7 +3869,7 @@
               <w:pStyle w:val="DDTabellentext"/>
             </w:pPr>
             <w:r>
-              <w:t>Gib an, welche Datensätze des Ausschnitts die Bedingung liefert – einmal wie notiert, einmal mit Klammern um die OR-Bedingung. Erkläre den Unterschied in einem Satz.</w:t>
+              <w:t>Gib an, welche Datensätze des Ausschnitts die Bedingung liefert – einmal wie notiert, einmal mit Klammern um die OR-Bedingung. Erläutere den Unterschied in einem Satz.</w:t>
             </w:r>
           </w:p>
           <w:tbl>
@@ -4583,7 +4583,7 @@
               <w:pStyle w:val="DDTabellentext"/>
             </w:pPr>
             <w:r>
-              <w:t>Notiere eine Abfrage, die von allen Fundsachen aus dem Stadtteil Lindenhof die Bezeichnung und das Funddatum ausgibt – die neuesten Funde zuerst.</w:t>
+              <w:t>Entwirf eine Abfrage, die von allen Fundsachen aus dem Stadtteil Lindenhof die Bezeichnung und das Funddatum ausgibt – die neuesten Funde zuerst.</w:t>
             </w:r>
           </w:p>
           <w:tbl>
@@ -5115,7 +5115,7 @@
               <w:pStyle w:val="DDTabellentext"/>
             </w:pPr>
             <w:r>
-              <w:t>Gesucht sind alle Fundsachen mit einem Wert ab 100 € oder der Kategorie 'Schmuck', aber nicht aus dem Hafenviertel – mit Bezeichnung, Kategorie, Stadtteil und Wert, sortiert nach Stadtteil und innerhalb eines Stadtteils absteigend nach Wert. Entwirf die Abfrage auf Papier und prüfe sie in der Konsole (freie Ermittlung).</w:t>
+              <w:t>Gesucht sind alle Fundsachen mit einem Wert ab 100 € oder der Kategorie 'Schmuck', aber nicht aus dem Hafenviertel – mit Bezeichnung, Kategorie, Stadtteil und Wert, sortiert nach Stadtteil und innerhalb eines Stadtteils absteigend nach Wert. Entwirf die Abfrage auf Papier und teste sie in der Konsole (freie Ermittlung).</w:t>
             </w:r>
           </w:p>
           <w:tbl>
@@ -7329,7 +7329,7 @@
               <w:pStyle w:val="DDTabellentext"/>
             </w:pPr>
             <w:r>
-              <w:t>Im Feld Finder stehen Namen wie 'D. Harjes' – manchmal auch NULL. Welche Bedingungen bräuchtest du, um Finder-Einträge zu finden, die gar keine Personennamen sind? Notiere Ideen – in DS 2 bekommst du das passende Werkzeug.</w:t>
+              <w:t>Im Feld Finder stehen Namen wie 'D. Harjes' – manchmal auch NULL. Welche Bedingungen bräuchtest du, um Finder-Einträge zu finden, die gar keine Personennamen sind? Beschreibe erste Ideen – in DS 2 bekommst du das passende Werkzeug.</w:t>
             </w:r>
           </w:p>
           <w:tbl>
